--- a/docs/template_act_proh.docx
+++ b/docs/template_act_proh.docx
@@ -16,8 +16,6 @@
           <w:lang w:val="ru-RU"/>
         </w:rPr>
       </w:pPr>
-      <w:bookmarkStart w:id="0" w:name="_Hlk194918872"/>
-      <w:bookmarkEnd w:id="0"/>
     </w:p>
     <w:p>
       <w:pPr>
@@ -34,7 +32,6 @@
         </w:rPr>
         <w:t xml:space="preserve">АКТ № </w:t>
       </w:r>
-      <w:proofErr w:type="gramStart"/>
       <w:r>
         <w:rPr>
           <w:sz w:val="28"/>
@@ -49,7 +46,6 @@
         </w:rPr>
         <w:t>number</w:t>
       </w:r>
-      <w:proofErr w:type="gramEnd"/>
       <w:r>
         <w:rPr>
           <w:sz w:val="28"/>
@@ -71,7 +67,6 @@
         </w:rPr>
         <w:t xml:space="preserve"> </w:t>
       </w:r>
-      <w:proofErr w:type="gramStart"/>
       <w:r>
         <w:rPr>
           <w:sz w:val="28"/>
@@ -86,7 +81,6 @@
         </w:rPr>
         <w:t>date</w:t>
       </w:r>
-      <w:proofErr w:type="gramEnd"/>
       <w:r>
         <w:rPr>
           <w:sz w:val="28"/>
@@ -101,7 +95,6 @@
         </w:rPr>
         <w:t xml:space="preserve"> г. к счёту № </w:t>
       </w:r>
-      <w:proofErr w:type="gramStart"/>
       <w:r>
         <w:rPr>
           <w:sz w:val="28"/>
@@ -116,7 +109,6 @@
         </w:rPr>
         <w:t>number</w:t>
       </w:r>
-      <w:proofErr w:type="gramEnd"/>
       <w:r>
         <w:rPr>
           <w:sz w:val="28"/>
@@ -131,7 +123,6 @@
         </w:rPr>
         <w:t xml:space="preserve"> от </w:t>
       </w:r>
-      <w:proofErr w:type="gramStart"/>
       <w:r>
         <w:rPr>
           <w:sz w:val="28"/>
@@ -146,7 +137,6 @@
         </w:rPr>
         <w:t>date</w:t>
       </w:r>
-      <w:proofErr w:type="gramEnd"/>
       <w:r>
         <w:rPr>
           <w:sz w:val="28"/>
@@ -190,7 +180,6 @@
         </w:rPr>
         <w:t xml:space="preserve">Исполнитель: ИП Прохоров Максим Владимирович Общая стоимость выполненных работ (оказанных услуг) составляет </w:t>
       </w:r>
-      <w:proofErr w:type="gramStart"/>
       <w:r>
         <w:rPr>
           <w:sz w:val="24"/>
@@ -204,7 +193,6 @@
         </w:rPr>
         <w:t>total</w:t>
       </w:r>
-      <w:proofErr w:type="gramEnd"/>
       <w:r>
         <w:rPr>
           <w:sz w:val="24"/>
@@ -212,7 +200,6 @@
         </w:rPr>
         <w:t>_</w:t>
       </w:r>
-      <w:proofErr w:type="gramStart"/>
       <w:r>
         <w:rPr>
           <w:sz w:val="24"/>
@@ -224,79 +211,60 @@
           <w:sz w:val="24"/>
           <w:lang w:val="ru-RU"/>
         </w:rPr>
-        <w:t xml:space="preserve"> }</w:t>
-      </w:r>
-      <w:proofErr w:type="gramEnd"/>
+        <w:t xml:space="preserve"> }}</w:t>
+      </w:r>
+      <w:r>
+        <w:rPr>
+          <w:lang w:val="ru-RU"/>
+        </w:rPr>
+        <w:t xml:space="preserve"> </w:t>
+      </w:r>
       <w:r>
         <w:rPr>
           <w:sz w:val="24"/>
           <w:lang w:val="ru-RU"/>
         </w:rPr>
-        <w:t>}</w:t>
-      </w:r>
-      <w:r>
-        <w:rPr>
-          <w:lang w:val="ru-RU"/>
-        </w:rPr>
-        <w:t xml:space="preserve"> </w:t>
+        <w:t xml:space="preserve"> руб. 00 коп. </w:t>
       </w:r>
       <w:r>
         <w:rPr>
           <w:sz w:val="24"/>
           <w:lang w:val="ru-RU"/>
         </w:rPr>
-        <w:t xml:space="preserve"> руб. 00 коп. </w:t>
+        <w:t>(</w:t>
       </w:r>
       <w:r>
         <w:rPr>
           <w:sz w:val="24"/>
           <w:lang w:val="ru-RU"/>
         </w:rPr>
-        <w:t>(</w:t>
-      </w:r>
-      <w:proofErr w:type="gramStart"/>
+        <w:t xml:space="preserve">{{ </w:t>
+      </w:r>
       <w:r>
         <w:rPr>
           <w:sz w:val="24"/>
-          <w:lang w:val="ru-RU"/>
-        </w:rPr>
-        <w:t xml:space="preserve">{{ </w:t>
+        </w:rPr>
+        <w:t>total</w:t>
       </w:r>
       <w:r>
         <w:rPr>
           <w:sz w:val="24"/>
-        </w:rPr>
-        <w:t>total</w:t>
-      </w:r>
-      <w:proofErr w:type="gramEnd"/>
+          <w:lang w:val="ru-RU"/>
+        </w:rPr>
+        <w:t>_</w:t>
+      </w:r>
       <w:r>
         <w:rPr>
           <w:sz w:val="24"/>
-          <w:lang w:val="ru-RU"/>
-        </w:rPr>
-        <w:t>_</w:t>
-      </w:r>
-      <w:proofErr w:type="gramStart"/>
+        </w:rPr>
+        <w:t>words</w:t>
+      </w:r>
       <w:r>
         <w:rPr>
           <w:sz w:val="24"/>
-        </w:rPr>
-        <w:t>words</w:t>
-      </w:r>
-      <w:r>
-        <w:rPr>
-          <w:sz w:val="24"/>
-          <w:lang w:val="ru-RU"/>
-        </w:rPr>
-        <w:t xml:space="preserve"> }</w:t>
-      </w:r>
-      <w:proofErr w:type="gramEnd"/>
-      <w:r>
-        <w:rPr>
-          <w:sz w:val="24"/>
-          <w:lang w:val="ru-RU"/>
-        </w:rPr>
-        <w:t xml:space="preserve">} </w:t>
+          <w:lang w:val="ru-RU"/>
+        </w:rPr>
+        <w:t xml:space="preserve"> }} </w:t>
       </w:r>
       <w:r>
         <w:rPr>
@@ -465,21 +433,12 @@
               <w:spacing w:after="0" w:line="259" w:lineRule="auto"/>
               <w:ind w:left="8" w:firstLine="0"/>
             </w:pPr>
-            <w:proofErr w:type="spellStart"/>
             <w:r>
               <w:rPr>
                 <w:rFonts w:ascii="Segoe UI" w:eastAsia="Segoe UI" w:hAnsi="Segoe UI" w:cs="Segoe UI"/>
                 <w:sz w:val="20"/>
               </w:rPr>
-              <w:t>Наименование</w:t>
-            </w:r>
-            <w:proofErr w:type="spellEnd"/>
-            <w:r>
-              <w:rPr>
-                <w:rFonts w:ascii="Segoe UI" w:eastAsia="Segoe UI" w:hAnsi="Segoe UI" w:cs="Segoe UI"/>
-                <w:sz w:val="20"/>
-              </w:rPr>
-              <w:t xml:space="preserve"> </w:t>
+              <w:t xml:space="preserve">Наименование </w:t>
             </w:r>
           </w:p>
         </w:tc>
@@ -498,19 +457,11 @@
               <w:spacing w:after="0" w:line="259" w:lineRule="auto"/>
               <w:ind w:left="0" w:firstLine="0"/>
             </w:pPr>
-            <w:proofErr w:type="spellStart"/>
             <w:r>
               <w:rPr>
                 <w:sz w:val="20"/>
               </w:rPr>
-              <w:t>Шт</w:t>
-            </w:r>
-            <w:proofErr w:type="spellEnd"/>
-            <w:r>
-              <w:rPr>
-                <w:sz w:val="20"/>
-              </w:rPr>
-              <w:t xml:space="preserve">. </w:t>
+              <w:t xml:space="preserve">Шт. </w:t>
             </w:r>
           </w:p>
         </w:tc>
@@ -529,47 +480,11 @@
               <w:spacing w:after="0" w:line="259" w:lineRule="auto"/>
               <w:ind w:left="2" w:firstLine="0"/>
             </w:pPr>
-            <w:proofErr w:type="spellStart"/>
             <w:r>
               <w:rPr>
                 <w:sz w:val="20"/>
               </w:rPr>
-              <w:t>Цена</w:t>
-            </w:r>
-            <w:proofErr w:type="spellEnd"/>
-            <w:r>
-              <w:rPr>
-                <w:sz w:val="20"/>
-              </w:rPr>
-              <w:t xml:space="preserve"> </w:t>
-            </w:r>
-            <w:proofErr w:type="spellStart"/>
-            <w:r>
-              <w:rPr>
-                <w:sz w:val="20"/>
-              </w:rPr>
-              <w:t>за</w:t>
-            </w:r>
-            <w:proofErr w:type="spellEnd"/>
-            <w:r>
-              <w:rPr>
-                <w:sz w:val="20"/>
-              </w:rPr>
-              <w:t xml:space="preserve"> </w:t>
-            </w:r>
-            <w:proofErr w:type="spellStart"/>
-            <w:r>
-              <w:rPr>
-                <w:sz w:val="20"/>
-              </w:rPr>
-              <w:t>Шт</w:t>
-            </w:r>
-            <w:proofErr w:type="spellEnd"/>
-            <w:r>
-              <w:rPr>
-                <w:sz w:val="20"/>
-              </w:rPr>
-              <w:t xml:space="preserve">. </w:t>
+              <w:t xml:space="preserve">Цена за Шт. </w:t>
             </w:r>
           </w:p>
         </w:tc>
@@ -588,19 +503,11 @@
               <w:spacing w:after="0" w:line="259" w:lineRule="auto"/>
               <w:ind w:left="2" w:firstLine="0"/>
             </w:pPr>
-            <w:proofErr w:type="spellStart"/>
             <w:r>
               <w:rPr>
                 <w:sz w:val="20"/>
               </w:rPr>
-              <w:t>Сумма</w:t>
-            </w:r>
-            <w:proofErr w:type="spellEnd"/>
-            <w:r>
-              <w:rPr>
-                <w:sz w:val="20"/>
-              </w:rPr>
-              <w:t xml:space="preserve"> </w:t>
+              <w:t xml:space="preserve">Сумма </w:t>
             </w:r>
           </w:p>
         </w:tc>
@@ -651,23 +558,7 @@
                 <w:sz w:val="22"/>
                 <w:szCs w:val="22"/>
               </w:rPr>
-              <w:t xml:space="preserve">{{ </w:t>
-            </w:r>
-            <w:proofErr w:type="spellStart"/>
-            <w:r>
-              <w:rPr>
-                <w:sz w:val="22"/>
-                <w:szCs w:val="22"/>
-              </w:rPr>
-              <w:t>item.desc</w:t>
-            </w:r>
-            <w:proofErr w:type="spellEnd"/>
-            <w:r>
-              <w:rPr>
-                <w:sz w:val="22"/>
-                <w:szCs w:val="22"/>
-              </w:rPr>
-              <w:t xml:space="preserve"> }}</w:t>
+              <w:t>{{ item.desc }}</w:t>
             </w:r>
             <w:r>
               <w:rPr>
@@ -705,23 +596,7 @@
                 <w:sz w:val="22"/>
                 <w:szCs w:val="22"/>
               </w:rPr>
-              <w:t xml:space="preserve">{{ </w:t>
-            </w:r>
-            <w:proofErr w:type="spellStart"/>
-            <w:r>
-              <w:rPr>
-                <w:sz w:val="22"/>
-                <w:szCs w:val="22"/>
-              </w:rPr>
-              <w:t>item.qty</w:t>
-            </w:r>
-            <w:proofErr w:type="spellEnd"/>
-            <w:r>
-              <w:rPr>
-                <w:sz w:val="22"/>
-                <w:szCs w:val="22"/>
-              </w:rPr>
-              <w:t xml:space="preserve"> }}</w:t>
+              <w:t>{{ item.qty }}</w:t>
             </w:r>
           </w:p>
         </w:tc>
@@ -751,23 +626,7 @@
                 <w:sz w:val="22"/>
                 <w:szCs w:val="22"/>
               </w:rPr>
-              <w:t xml:space="preserve">{{ </w:t>
-            </w:r>
-            <w:proofErr w:type="spellStart"/>
-            <w:r>
-              <w:rPr>
-                <w:sz w:val="22"/>
-                <w:szCs w:val="22"/>
-              </w:rPr>
-              <w:t>item.price</w:t>
-            </w:r>
-            <w:proofErr w:type="spellEnd"/>
-            <w:r>
-              <w:rPr>
-                <w:sz w:val="22"/>
-                <w:szCs w:val="22"/>
-              </w:rPr>
-              <w:t xml:space="preserve"> }}</w:t>
+              <w:t>{{ item.price }}</w:t>
             </w:r>
           </w:p>
         </w:tc>
@@ -798,25 +657,7 @@
                 <w:szCs w:val="22"/>
                 <w:lang w:val="en-GB"/>
               </w:rPr>
-              <w:t xml:space="preserve">{{ </w:t>
-            </w:r>
-            <w:proofErr w:type="spellStart"/>
-            <w:r>
-              <w:rPr>
-                <w:sz w:val="22"/>
-                <w:szCs w:val="22"/>
-                <w:lang w:val="en-GB"/>
-              </w:rPr>
-              <w:t>item.total</w:t>
-            </w:r>
-            <w:proofErr w:type="spellEnd"/>
-            <w:r>
-              <w:rPr>
-                <w:sz w:val="22"/>
-                <w:szCs w:val="22"/>
-                <w:lang w:val="en-GB"/>
-              </w:rPr>
-              <w:t xml:space="preserve"> }}</w:t>
+              <w:t>{{ item.total }}</w:t>
             </w:r>
           </w:p>
         </w:tc>
@@ -852,7 +693,6 @@
               </w:rPr>
               <w:t xml:space="preserve">{% </w:t>
             </w:r>
-            <w:proofErr w:type="spellStart"/>
             <w:r>
               <w:rPr>
                 <w:sz w:val="22"/>
@@ -860,7 +700,6 @@
               </w:rPr>
               <w:t>endfor</w:t>
             </w:r>
-            <w:proofErr w:type="spellEnd"/>
             <w:r>
               <w:rPr>
                 <w:sz w:val="22"/>
@@ -930,7 +769,7 @@
                 <w:sz w:val="23"/>
                 <w:lang w:val="ru-RU"/>
               </w:rPr>
-              <w:t xml:space="preserve"> рабочих дней с момента поступления предоплаты</w:t>
+              <w:t xml:space="preserve"> с момента поступления предоплаты</w:t>
             </w:r>
             <w:r>
               <w:rPr>
@@ -999,19 +838,11 @@
               <w:spacing w:after="0" w:line="259" w:lineRule="auto"/>
               <w:ind w:left="2" w:firstLine="0"/>
             </w:pPr>
-            <w:proofErr w:type="spellStart"/>
             <w:r>
               <w:rPr>
                 <w:sz w:val="20"/>
               </w:rPr>
-              <w:t>Итого</w:t>
-            </w:r>
-            <w:proofErr w:type="spellEnd"/>
-            <w:r>
-              <w:rPr>
-                <w:sz w:val="20"/>
-              </w:rPr>
-              <w:t xml:space="preserve">: </w:t>
+              <w:t xml:space="preserve">Итого: </w:t>
             </w:r>
           </w:p>
         </w:tc>
@@ -1035,41 +866,13 @@
                 <w:szCs w:val="20"/>
               </w:rPr>
             </w:pPr>
-            <w:proofErr w:type="gramStart"/>
             <w:r>
               <w:rPr>
                 <w:sz w:val="20"/>
                 <w:szCs w:val="20"/>
                 <w:lang w:val="en-GB"/>
               </w:rPr>
-              <w:t xml:space="preserve">{{ </w:t>
-            </w:r>
-            <w:proofErr w:type="spellStart"/>
-            <w:r>
-              <w:rPr>
-                <w:sz w:val="20"/>
-                <w:szCs w:val="20"/>
-                <w:lang w:val="en-GB"/>
-              </w:rPr>
-              <w:t>total</w:t>
-            </w:r>
-            <w:proofErr w:type="gramEnd"/>
-            <w:r>
-              <w:rPr>
-                <w:sz w:val="20"/>
-                <w:szCs w:val="20"/>
-                <w:lang w:val="en-GB"/>
-              </w:rPr>
-              <w:t>_sum</w:t>
-            </w:r>
-            <w:proofErr w:type="spellEnd"/>
-            <w:r>
-              <w:rPr>
-                <w:sz w:val="20"/>
-                <w:szCs w:val="20"/>
-                <w:lang w:val="en-GB"/>
-              </w:rPr>
-              <w:t xml:space="preserve"> }}</w:t>
+              <w:t>{{ total_sum }}</w:t>
             </w:r>
           </w:p>
         </w:tc>
@@ -1093,19 +896,11 @@
               <w:spacing w:after="0" w:line="259" w:lineRule="auto"/>
               <w:ind w:left="8" w:firstLine="0"/>
             </w:pPr>
-            <w:proofErr w:type="spellStart"/>
             <w:r>
               <w:rPr>
                 <w:sz w:val="20"/>
               </w:rPr>
-              <w:t>Предоплата</w:t>
-            </w:r>
-            <w:proofErr w:type="spellEnd"/>
-            <w:r>
-              <w:rPr>
-                <w:sz w:val="20"/>
-              </w:rPr>
-              <w:t xml:space="preserve"> 50</w:t>
+              <w:t>Предоплата 50</w:t>
             </w:r>
             <w:r>
               <w:rPr>
@@ -1225,15 +1020,7 @@
           <w:sz w:val="28"/>
           <w:lang w:val="ru-RU"/>
         </w:rPr>
-        <w:t xml:space="preserve"> </w:t>
-      </w:r>
-      <w:proofErr w:type="gramStart"/>
-      <w:r>
-        <w:rPr>
-          <w:sz w:val="28"/>
-          <w:lang w:val="ru-RU"/>
-        </w:rPr>
-        <w:t xml:space="preserve">{{ </w:t>
+        <w:t xml:space="preserve"> {{ </w:t>
       </w:r>
       <w:r>
         <w:rPr>
@@ -1242,7 +1029,6 @@
         </w:rPr>
         <w:t>total</w:t>
       </w:r>
-      <w:proofErr w:type="gramEnd"/>
       <w:r>
         <w:rPr>
           <w:sz w:val="28"/>
@@ -1250,7 +1036,6 @@
         </w:rPr>
         <w:t>_</w:t>
       </w:r>
-      <w:proofErr w:type="gramStart"/>
       <w:r>
         <w:rPr>
           <w:sz w:val="28"/>
@@ -1263,15 +1048,7 @@
           <w:sz w:val="28"/>
           <w:lang w:val="ru-RU"/>
         </w:rPr>
-        <w:t xml:space="preserve"> }</w:t>
-      </w:r>
-      <w:proofErr w:type="gramEnd"/>
-      <w:r>
-        <w:rPr>
-          <w:sz w:val="28"/>
-          <w:lang w:val="ru-RU"/>
-        </w:rPr>
-        <w:t xml:space="preserve">} </w:t>
+        <w:t xml:space="preserve"> }} </w:t>
       </w:r>
       <w:r>
         <w:rPr>
@@ -1333,34 +1110,15 @@
           <w:sz w:val="18"/>
           <w:lang w:val="ru-RU"/>
         </w:rPr>
-        <w:t>В том числе НДС</w:t>
-      </w:r>
-      <w:proofErr w:type="gramStart"/>
+        <w:t xml:space="preserve">В том числе НДС: </w:t>
+      </w:r>
       <w:r>
         <w:rPr>
           <w:rFonts w:ascii="Arial" w:eastAsia="Arial" w:hAnsi="Arial" w:cs="Arial"/>
           <w:b/>
-          <w:sz w:val="18"/>
-          <w:lang w:val="ru-RU"/>
-        </w:rPr>
-        <w:t xml:space="preserve">: </w:t>
-      </w:r>
-      <w:r>
-        <w:rPr>
-          <w:rFonts w:ascii="Arial" w:eastAsia="Arial" w:hAnsi="Arial" w:cs="Arial"/>
-          <w:b/>
-          <w:lang w:val="ru-RU"/>
-        </w:rPr>
-        <w:t>Без</w:t>
-      </w:r>
-      <w:proofErr w:type="gramEnd"/>
-      <w:r>
-        <w:rPr>
-          <w:rFonts w:ascii="Arial" w:eastAsia="Arial" w:hAnsi="Arial" w:cs="Arial"/>
-          <w:b/>
-          <w:lang w:val="ru-RU"/>
-        </w:rPr>
-        <w:t xml:space="preserve"> налога НДС </w:t>
+          <w:lang w:val="ru-RU"/>
+        </w:rPr>
+        <w:t xml:space="preserve">Без налога НДС </w:t>
       </w:r>
     </w:p>
     <w:p>
@@ -1373,7 +1131,6 @@
           <w:lang w:val="ru-RU"/>
         </w:rPr>
       </w:pPr>
-      <w:proofErr w:type="gramStart"/>
       <w:r>
         <w:rPr>
           <w:sz w:val="24"/>
@@ -1388,7 +1145,6 @@
         </w:rPr>
         <w:t>total</w:t>
       </w:r>
-      <w:proofErr w:type="gramEnd"/>
       <w:r>
         <w:rPr>
           <w:sz w:val="24"/>
@@ -1396,7 +1152,6 @@
         </w:rPr>
         <w:t>_</w:t>
       </w:r>
-      <w:proofErr w:type="gramStart"/>
       <w:r>
         <w:rPr>
           <w:sz w:val="24"/>
@@ -1409,15 +1164,7 @@
           <w:sz w:val="24"/>
           <w:lang w:val="ru-RU"/>
         </w:rPr>
-        <w:t xml:space="preserve"> }</w:t>
-      </w:r>
-      <w:proofErr w:type="gramEnd"/>
-      <w:r>
-        <w:rPr>
-          <w:sz w:val="24"/>
-          <w:lang w:val="ru-RU"/>
-        </w:rPr>
-        <w:t xml:space="preserve">} </w:t>
+        <w:t xml:space="preserve"> }} </w:t>
       </w:r>
       <w:r>
         <w:rPr>
@@ -1459,6 +1206,81 @@
           <w:lang w:val="ru-RU"/>
         </w:rPr>
       </w:pPr>
+      <w:bookmarkStart w:id="0" w:name="_Hlk194918872"/>
+      <w:bookmarkEnd w:id="0"/>
+      <w:r>
+        <w:rPr>
+          <w:noProof/>
+          <w:lang w:val="ru-RU"/>
+        </w:rPr>
+        <w:drawing>
+          <wp:anchor distT="0" distB="0" distL="114300" distR="114300" simplePos="0" relativeHeight="251658240" behindDoc="0" locked="0" layoutInCell="1" allowOverlap="1" wp14:anchorId="0EE07233" wp14:editId="554CF434">
+            <wp:simplePos x="0" y="0"/>
+            <wp:positionH relativeFrom="column">
+              <wp:posOffset>1467485</wp:posOffset>
+            </wp:positionH>
+            <wp:positionV relativeFrom="paragraph">
+              <wp:posOffset>230505</wp:posOffset>
+            </wp:positionV>
+            <wp:extent cx="796396" cy="889000"/>
+            <wp:effectExtent l="0" t="0" r="3810" b="6350"/>
+            <wp:wrapNone/>
+            <wp:docPr id="141813299" name="Рисунок 2"/>
+            <wp:cNvGraphicFramePr>
+              <a:graphicFrameLocks xmlns:a="http://schemas.openxmlformats.org/drawingml/2006/main" noChangeAspect="1"/>
+            </wp:cNvGraphicFramePr>
+            <a:graphic xmlns:a="http://schemas.openxmlformats.org/drawingml/2006/main">
+              <a:graphicData uri="http://schemas.openxmlformats.org/drawingml/2006/picture">
+                <pic:pic xmlns:pic="http://schemas.openxmlformats.org/drawingml/2006/picture">
+                  <pic:nvPicPr>
+                    <pic:cNvPr id="0" name="Picture 2"/>
+                    <pic:cNvPicPr>
+                      <a:picLocks noChangeAspect="1" noChangeArrowheads="1"/>
+                    </pic:cNvPicPr>
+                  </pic:nvPicPr>
+                  <pic:blipFill rotWithShape="1">
+                    <a:blip r:embed="rId5" cstate="print">
+                      <a:extLst>
+                        <a:ext uri="{28A0092B-C50C-407E-A947-70E740481C1C}">
+                          <a14:useLocalDpi xmlns:a14="http://schemas.microsoft.com/office/drawing/2010/main" val="0"/>
+                        </a:ext>
+                      </a:extLst>
+                    </a:blip>
+                    <a:srcRect l="8976" t="15799" r="13824" b="15261"/>
+                    <a:stretch>
+                      <a:fillRect/>
+                    </a:stretch>
+                  </pic:blipFill>
+                  <pic:spPr bwMode="auto">
+                    <a:xfrm>
+                      <a:off x="0" y="0"/>
+                      <a:ext cx="796396" cy="889000"/>
+                    </a:xfrm>
+                    <a:prstGeom prst="rect">
+                      <a:avLst/>
+                    </a:prstGeom>
+                    <a:noFill/>
+                    <a:ln>
+                      <a:noFill/>
+                    </a:ln>
+                    <a:extLst>
+                      <a:ext uri="{53640926-AAD7-44D8-BBD7-CCE9431645EC}">
+                        <a14:shadowObscured xmlns:a14="http://schemas.microsoft.com/office/drawing/2010/main"/>
+                      </a:ext>
+                    </a:extLst>
+                  </pic:spPr>
+                </pic:pic>
+              </a:graphicData>
+            </a:graphic>
+            <wp14:sizeRelH relativeFrom="margin">
+              <wp14:pctWidth>0</wp14:pctWidth>
+            </wp14:sizeRelH>
+            <wp14:sizeRelV relativeFrom="margin">
+              <wp14:pctHeight>0</wp14:pctHeight>
+            </wp14:sizeRelV>
+          </wp:anchor>
+        </w:drawing>
+      </w:r>
       <w:r>
         <w:rPr>
           <w:lang w:val="ru-RU"/>
@@ -1478,7 +1300,7 @@
     <w:p>
       <w:pPr>
         <w:spacing w:after="96"/>
-        <w:ind w:left="1018" w:right="593" w:firstLine="0"/>
+        <w:ind w:left="0" w:right="593" w:firstLine="0"/>
         <w:rPr>
           <w:lang w:val="ru-RU"/>
         </w:rPr>
@@ -1487,52 +1309,34 @@
     <w:p>
       <w:pPr>
         <w:spacing w:after="96"/>
+        <w:ind w:left="0" w:right="593" w:firstLine="0"/>
+        <w:rPr>
+          <w:lang w:val="ru-RU"/>
+        </w:rPr>
+      </w:pPr>
+    </w:p>
+    <w:p>
+      <w:pPr>
+        <w:spacing w:after="96"/>
+        <w:ind w:left="0" w:right="593" w:firstLine="0"/>
+        <w:rPr>
+          <w:lang w:val="ru-RU"/>
+        </w:rPr>
+      </w:pPr>
+    </w:p>
+    <w:p>
+      <w:pPr>
+        <w:spacing w:after="96"/>
         <w:ind w:left="1018" w:right="593" w:firstLine="0"/>
         <w:rPr>
           <w:lang w:val="ru-RU"/>
         </w:rPr>
       </w:pPr>
-      <w:proofErr w:type="gramStart"/>
-      <w:r>
-        <w:rPr>
-          <w:lang w:val="ru-RU"/>
-        </w:rPr>
-        <w:t xml:space="preserve">Исполнитель:   </w:t>
-      </w:r>
-      <w:proofErr w:type="gramEnd"/>
-      <w:r>
-        <w:rPr>
-          <w:lang w:val="ru-RU"/>
-        </w:rPr>
-        <w:t xml:space="preserve">  _________________</w:t>
-      </w:r>
-      <w:proofErr w:type="gramStart"/>
-      <w:r>
-        <w:rPr>
-          <w:lang w:val="ru-RU"/>
-        </w:rPr>
-        <w:t>_  /</w:t>
-      </w:r>
-      <w:proofErr w:type="gramEnd"/>
-      <w:r>
-        <w:rPr>
-          <w:lang w:val="ru-RU"/>
-        </w:rPr>
-        <w:t xml:space="preserve"> Прохоров М.В./                                                       </w:t>
-      </w:r>
-      <w:proofErr w:type="gramStart"/>
-      <w:r>
-        <w:rPr>
-          <w:lang w:val="ru-RU"/>
-        </w:rPr>
-        <w:t xml:space="preserve">Заказчик:   </w:t>
-      </w:r>
-      <w:proofErr w:type="gramEnd"/>
-      <w:r>
-        <w:rPr>
-          <w:lang w:val="ru-RU"/>
-        </w:rPr>
-        <w:t xml:space="preserve">_______________ / _______ /   </w:t>
+      <w:r>
+        <w:rPr>
+          <w:lang w:val="ru-RU"/>
+        </w:rPr>
+        <w:t xml:space="preserve">Исполнитель:     __________________  / Прохоров М.В./                                                       Заказчик:   _______________ / _______ /   </w:t>
       </w:r>
     </w:p>
     <w:p>

--- a/docs/template_act_proh.docx
+++ b/docs/template_act_proh.docx
@@ -398,8 +398,9 @@
     <w:tbl>
       <w:tblPr>
         <w:tblStyle w:val="TableGrid"/>
-        <w:tblW w:w="10354" w:type="dxa"/>
+        <w:tblW w:w="9911" w:type="dxa"/>
         <w:tblInd w:w="287" w:type="dxa"/>
+        <w:tblLayout w:type="fixed"/>
         <w:tblCellMar>
           <w:top w:w="43" w:type="dxa"/>
           <w:left w:w="111" w:type="dxa"/>
@@ -408,10 +409,11 @@
         <w:tblLook w:val="04A0" w:firstRow="1" w:lastRow="0" w:firstColumn="1" w:lastColumn="0" w:noHBand="0" w:noVBand="1"/>
       </w:tblPr>
       <w:tblGrid>
-        <w:gridCol w:w="6612"/>
-        <w:gridCol w:w="978"/>
-        <w:gridCol w:w="1552"/>
-        <w:gridCol w:w="1212"/>
+        <w:gridCol w:w="556"/>
+        <w:gridCol w:w="5360"/>
+        <w:gridCol w:w="1251"/>
+        <w:gridCol w:w="1375"/>
+        <w:gridCol w:w="1369"/>
       </w:tblGrid>
       <w:tr>
         <w:trPr>
@@ -419,7 +421,7 @@
         </w:trPr>
         <w:tc>
           <w:tcPr>
-            <w:tcW w:w="6612" w:type="dxa"/>
+            <w:tcW w:w="556" w:type="dxa"/>
             <w:tcBorders>
               <w:top w:val="single" w:sz="6" w:space="0" w:color="000000"/>
               <w:left w:val="single" w:sz="6" w:space="0" w:color="000000"/>
@@ -432,19 +434,49 @@
             <w:pPr>
               <w:spacing w:after="0" w:line="259" w:lineRule="auto"/>
               <w:ind w:left="8" w:firstLine="0"/>
-            </w:pPr>
-            <w:r>
               <w:rPr>
                 <w:rFonts w:ascii="Segoe UI" w:eastAsia="Segoe UI" w:hAnsi="Segoe UI" w:cs="Segoe UI"/>
                 <w:sz w:val="20"/>
-              </w:rPr>
-              <w:t xml:space="preserve">Наименование </w:t>
+                <w:lang w:val="en-GB"/>
+              </w:rPr>
+            </w:pPr>
+            <w:r>
+              <w:rPr>
+                <w:rFonts w:ascii="Segoe UI" w:eastAsia="Segoe UI" w:hAnsi="Segoe UI" w:cs="Segoe UI"/>
+                <w:sz w:val="20"/>
+              </w:rPr>
+              <w:t>№</w:t>
             </w:r>
           </w:p>
         </w:tc>
         <w:tc>
           <w:tcPr>
-            <w:tcW w:w="978" w:type="dxa"/>
+            <w:tcW w:w="5360" w:type="dxa"/>
+            <w:tcBorders>
+              <w:top w:val="single" w:sz="6" w:space="0" w:color="000000"/>
+              <w:left w:val="single" w:sz="6" w:space="0" w:color="000000"/>
+              <w:bottom w:val="single" w:sz="6" w:space="0" w:color="000000"/>
+              <w:right w:val="single" w:sz="6" w:space="0" w:color="000000"/>
+            </w:tcBorders>
+            <w:shd w:val="clear" w:color="auto" w:fill="E2EFDA"/>
+          </w:tcPr>
+          <w:p>
+            <w:pPr>
+              <w:spacing w:after="0" w:line="259" w:lineRule="auto"/>
+              <w:ind w:left="8" w:right="827" w:firstLine="0"/>
+            </w:pPr>
+            <w:r>
+              <w:rPr>
+                <w:rFonts w:ascii="Segoe UI" w:eastAsia="Segoe UI" w:hAnsi="Segoe UI" w:cs="Segoe UI"/>
+                <w:sz w:val="20"/>
+              </w:rPr>
+              <w:t xml:space="preserve">Наименование </w:t>
+            </w:r>
+          </w:p>
+        </w:tc>
+        <w:tc>
+          <w:tcPr>
+            <w:tcW w:w="1251" w:type="dxa"/>
             <w:tcBorders>
               <w:top w:val="single" w:sz="6" w:space="0" w:color="000000"/>
               <w:left w:val="single" w:sz="6" w:space="0" w:color="000000"/>
@@ -467,7 +499,7 @@
         </w:tc>
         <w:tc>
           <w:tcPr>
-            <w:tcW w:w="1552" w:type="dxa"/>
+            <w:tcW w:w="1375" w:type="dxa"/>
             <w:tcBorders>
               <w:top w:val="single" w:sz="6" w:space="0" w:color="000000"/>
               <w:left w:val="single" w:sz="6" w:space="0" w:color="000000"/>
@@ -490,7 +522,7 @@
         </w:tc>
         <w:tc>
           <w:tcPr>
-            <w:tcW w:w="1212" w:type="dxa"/>
+            <w:tcW w:w="1369" w:type="dxa"/>
             <w:tcBorders>
               <w:top w:val="single" w:sz="6" w:space="0" w:color="000000"/>
               <w:left w:val="single" w:sz="6" w:space="0" w:color="000000"/>
@@ -518,7 +550,7 @@
         </w:trPr>
         <w:tc>
           <w:tcPr>
-            <w:tcW w:w="6612" w:type="dxa"/>
+            <w:tcW w:w="556" w:type="dxa"/>
             <w:tcBorders>
               <w:top w:val="single" w:sz="6" w:space="0" w:color="000000"/>
               <w:left w:val="single" w:sz="6" w:space="0" w:color="000000"/>
@@ -540,7 +572,42 @@
                 <w:sz w:val="22"/>
                 <w:szCs w:val="22"/>
               </w:rPr>
-              <w:t>{% for item in items %}{{ item.name }}</w:t>
+              <w:t>{% for item in items %}</w:t>
+            </w:r>
+            <w:r>
+              <w:rPr>
+                <w:sz w:val="22"/>
+                <w:szCs w:val="22"/>
+              </w:rPr>
+              <w:t>{{ loop.index }}</w:t>
+            </w:r>
+          </w:p>
+        </w:tc>
+        <w:tc>
+          <w:tcPr>
+            <w:tcW w:w="5360" w:type="dxa"/>
+            <w:tcBorders>
+              <w:top w:val="single" w:sz="6" w:space="0" w:color="000000"/>
+              <w:left w:val="single" w:sz="6" w:space="0" w:color="000000"/>
+              <w:bottom w:val="single" w:sz="6" w:space="0" w:color="000000"/>
+              <w:right w:val="single" w:sz="6" w:space="0" w:color="000000"/>
+            </w:tcBorders>
+          </w:tcPr>
+          <w:p>
+            <w:pPr>
+              <w:spacing w:after="0" w:line="259" w:lineRule="auto"/>
+              <w:ind w:left="8" w:firstLine="0"/>
+              <w:rPr>
+                <w:sz w:val="22"/>
+                <w:szCs w:val="22"/>
+              </w:rPr>
+            </w:pPr>
+            <w:r>
+              <w:rPr>
+                <w:sz w:val="22"/>
+                <w:szCs w:val="22"/>
+              </w:rPr>
+              <w:t>{{ item.name }}</w:t>
             </w:r>
           </w:p>
           <w:p>
@@ -572,7 +639,7 @@
         </w:tc>
         <w:tc>
           <w:tcPr>
-            <w:tcW w:w="978" w:type="dxa"/>
+            <w:tcW w:w="1251" w:type="dxa"/>
             <w:tcBorders>
               <w:top w:val="single" w:sz="6" w:space="0" w:color="000000"/>
               <w:left w:val="single" w:sz="6" w:space="0" w:color="000000"/>
@@ -602,7 +669,7 @@
         </w:tc>
         <w:tc>
           <w:tcPr>
-            <w:tcW w:w="1552" w:type="dxa"/>
+            <w:tcW w:w="1375" w:type="dxa"/>
             <w:tcBorders>
               <w:top w:val="single" w:sz="6" w:space="0" w:color="000000"/>
               <w:left w:val="single" w:sz="6" w:space="0" w:color="000000"/>
@@ -632,7 +699,7 @@
         </w:tc>
         <w:tc>
           <w:tcPr>
-            <w:tcW w:w="1212" w:type="dxa"/>
+            <w:tcW w:w="1369" w:type="dxa"/>
             <w:tcBorders>
               <w:top w:val="single" w:sz="6" w:space="0" w:color="000000"/>
               <w:left w:val="single" w:sz="6" w:space="0" w:color="000000"/>
@@ -668,7 +735,29 @@
         </w:trPr>
         <w:tc>
           <w:tcPr>
-            <w:tcW w:w="6612" w:type="dxa"/>
+            <w:tcW w:w="556" w:type="dxa"/>
+            <w:tcBorders>
+              <w:top w:val="single" w:sz="6" w:space="0" w:color="000000"/>
+              <w:left w:val="single" w:sz="6" w:space="0" w:color="000000"/>
+              <w:bottom w:val="single" w:sz="6" w:space="0" w:color="000000"/>
+              <w:right w:val="single" w:sz="6" w:space="0" w:color="000000"/>
+            </w:tcBorders>
+          </w:tcPr>
+          <w:p>
+            <w:pPr>
+              <w:spacing w:line="259" w:lineRule="auto"/>
+              <w:ind w:left="8" w:firstLine="0"/>
+              <w:rPr>
+                <w:sz w:val="22"/>
+                <w:szCs w:val="22"/>
+                <w:lang w:val="ru-RU"/>
+              </w:rPr>
+            </w:pPr>
+          </w:p>
+        </w:tc>
+        <w:tc>
+          <w:tcPr>
+            <w:tcW w:w="5360" w:type="dxa"/>
             <w:tcBorders>
               <w:top w:val="single" w:sz="6" w:space="0" w:color="000000"/>
               <w:left w:val="single" w:sz="6" w:space="0" w:color="000000"/>
@@ -796,7 +885,7 @@
         </w:tc>
         <w:tc>
           <w:tcPr>
-            <w:tcW w:w="978" w:type="dxa"/>
+            <w:tcW w:w="1251" w:type="dxa"/>
             <w:tcBorders>
               <w:top w:val="single" w:sz="6" w:space="0" w:color="000000"/>
               <w:left w:val="single" w:sz="6" w:space="0" w:color="000000"/>
@@ -824,7 +913,7 @@
         </w:tc>
         <w:tc>
           <w:tcPr>
-            <w:tcW w:w="1552" w:type="dxa"/>
+            <w:tcW w:w="1375" w:type="dxa"/>
             <w:tcBorders>
               <w:top w:val="single" w:sz="6" w:space="0" w:color="000000"/>
               <w:left w:val="single" w:sz="6" w:space="0" w:color="000000"/>
@@ -848,7 +937,7 @@
         </w:tc>
         <w:tc>
           <w:tcPr>
-            <w:tcW w:w="1212" w:type="dxa"/>
+            <w:tcW w:w="1369" w:type="dxa"/>
             <w:tcBorders>
               <w:top w:val="single" w:sz="6" w:space="0" w:color="000000"/>
               <w:left w:val="single" w:sz="6" w:space="0" w:color="000000"/>
@@ -883,7 +972,27 @@
         </w:trPr>
         <w:tc>
           <w:tcPr>
-            <w:tcW w:w="6612" w:type="dxa"/>
+            <w:tcW w:w="556" w:type="dxa"/>
+            <w:tcBorders>
+              <w:top w:val="single" w:sz="6" w:space="0" w:color="000000"/>
+              <w:left w:val="single" w:sz="6" w:space="0" w:color="000000"/>
+              <w:bottom w:val="single" w:sz="6" w:space="0" w:color="000000"/>
+              <w:right w:val="single" w:sz="6" w:space="0" w:color="000000"/>
+            </w:tcBorders>
+          </w:tcPr>
+          <w:p>
+            <w:pPr>
+              <w:spacing w:after="0" w:line="259" w:lineRule="auto"/>
+              <w:ind w:left="8" w:firstLine="0"/>
+              <w:rPr>
+                <w:sz w:val="20"/>
+              </w:rPr>
+            </w:pPr>
+          </w:p>
+        </w:tc>
+        <w:tc>
+          <w:tcPr>
+            <w:tcW w:w="5360" w:type="dxa"/>
             <w:tcBorders>
               <w:top w:val="single" w:sz="6" w:space="0" w:color="000000"/>
               <w:left w:val="single" w:sz="6" w:space="0" w:color="000000"/>
@@ -900,25 +1009,13 @@
               <w:rPr>
                 <w:sz w:val="20"/>
               </w:rPr>
-              <w:t>Предоплата 50</w:t>
-            </w:r>
-            <w:r>
-              <w:rPr>
-                <w:sz w:val="20"/>
-              </w:rPr>
-              <w:t>%</w:t>
-            </w:r>
-            <w:r>
-              <w:rPr>
-                <w:sz w:val="20"/>
-              </w:rPr>
-              <w:t xml:space="preserve"> </w:t>
+              <w:t xml:space="preserve">Предоплата 50% </w:t>
             </w:r>
           </w:p>
         </w:tc>
         <w:tc>
           <w:tcPr>
-            <w:tcW w:w="978" w:type="dxa"/>
+            <w:tcW w:w="1251" w:type="dxa"/>
             <w:tcBorders>
               <w:top w:val="single" w:sz="6" w:space="0" w:color="000000"/>
               <w:left w:val="single" w:sz="6" w:space="0" w:color="000000"/>
@@ -941,7 +1038,7 @@
         </w:tc>
         <w:tc>
           <w:tcPr>
-            <w:tcW w:w="1552" w:type="dxa"/>
+            <w:tcW w:w="1375" w:type="dxa"/>
             <w:tcBorders>
               <w:top w:val="single" w:sz="6" w:space="0" w:color="000000"/>
               <w:left w:val="single" w:sz="6" w:space="0" w:color="000000"/>
@@ -959,7 +1056,7 @@
         </w:tc>
         <w:tc>
           <w:tcPr>
-            <w:tcW w:w="1212" w:type="dxa"/>
+            <w:tcW w:w="1369" w:type="dxa"/>
             <w:tcBorders>
               <w:top w:val="single" w:sz="6" w:space="0" w:color="000000"/>
               <w:left w:val="single" w:sz="6" w:space="0" w:color="000000"/>
@@ -1352,6 +1449,7 @@
           <w:color w:val="70AD47"/>
           <w:lang w:val="ru-RU"/>
         </w:rPr>
+        <w:lastRenderedPageBreak/>
         <w:t xml:space="preserve"> </w:t>
       </w:r>
       <w:r>
@@ -2119,7 +2217,6 @@
   <w:style w:type="character" w:default="1" w:styleId="a0">
     <w:name w:val="Default Paragraph Font"/>
     <w:uiPriority w:val="1"/>
-    <w:semiHidden/>
     <w:unhideWhenUsed/>
   </w:style>
   <w:style w:type="table" w:default="1" w:styleId="a1">

--- a/docs/template_act_proh.docx
+++ b/docs/template_act_proh.docx
@@ -753,6 +753,29 @@
                 <w:lang w:val="ru-RU"/>
               </w:rPr>
             </w:pPr>
+            <w:r>
+              <w:rPr>
+                <w:sz w:val="22"/>
+                <w:szCs w:val="22"/>
+                <w:lang w:val="ru-RU"/>
+              </w:rPr>
+              <w:t xml:space="preserve">{% </w:t>
+            </w:r>
+            <w:r>
+              <w:rPr>
+                <w:sz w:val="22"/>
+                <w:szCs w:val="22"/>
+              </w:rPr>
+              <w:t>endfor</w:t>
+            </w:r>
+            <w:r>
+              <w:rPr>
+                <w:sz w:val="22"/>
+                <w:szCs w:val="22"/>
+                <w:lang w:val="ru-RU"/>
+              </w:rPr>
+              <w:t xml:space="preserve"> %}</w:t>
+            </w:r>
           </w:p>
         </w:tc>
         <w:tc>
@@ -774,29 +797,6 @@
                 <w:lang w:val="ru-RU"/>
               </w:rPr>
             </w:pPr>
-            <w:r>
-              <w:rPr>
-                <w:sz w:val="22"/>
-                <w:szCs w:val="22"/>
-                <w:lang w:val="ru-RU"/>
-              </w:rPr>
-              <w:t xml:space="preserve">{% </w:t>
-            </w:r>
-            <w:r>
-              <w:rPr>
-                <w:sz w:val="22"/>
-                <w:szCs w:val="22"/>
-              </w:rPr>
-              <w:t>endfor</w:t>
-            </w:r>
-            <w:r>
-              <w:rPr>
-                <w:sz w:val="22"/>
-                <w:szCs w:val="22"/>
-                <w:lang w:val="ru-RU"/>
-              </w:rPr>
-              <w:t xml:space="preserve"> %}</w:t>
-            </w:r>
             <w:r>
               <w:rPr>
                 <w:sz w:val="23"/>
@@ -1449,7 +1449,6 @@
           <w:color w:val="70AD47"/>
           <w:lang w:val="ru-RU"/>
         </w:rPr>
-        <w:lastRenderedPageBreak/>
         <w:t xml:space="preserve"> </w:t>
       </w:r>
       <w:r>
@@ -2217,6 +2216,7 @@
   <w:style w:type="character" w:default="1" w:styleId="a0">
     <w:name w:val="Default Paragraph Font"/>
     <w:uiPriority w:val="1"/>
+    <w:semiHidden/>
     <w:unhideWhenUsed/>
   </w:style>
   <w:style w:type="table" w:default="1" w:styleId="a1">
